--- a/Documento-Proceso-Produccion-DonssonV1.1.docx
+++ b/Documento-Proceso-Produccion-DonssonV1.1.docx
@@ -240,12 +240,7 @@
     </w:p>
     <w:p>
       <w:pPr>
-        <w:pStyle w:val="Prrafodelista"/>
-        <w:numPr>
-          <w:ilvl w:val="1"/>
-          <w:numId w:val="46"/>
-        </w:numPr>
-        <w:jc w:val="both"/>
+        <w:pStyle w:val="Sinespaciado"/>
       </w:pPr>
       <w:r>
         <w:t>Vinculación a Clientes: Posibilidad de asociar una OP o parte de una tanda a un cliente específico si es bajo pedido.</w:t>
@@ -1914,13 +1909,21 @@
         <w:jc w:val="both"/>
       </w:pPr>
       <w:r>
-        <w:t xml:space="preserve">El sistema debe permitir capturar el tiempo de ejecución de un grupo de </w:t>
+        <w:t xml:space="preserve">El sistema debe permitir capturar el tiempo de ejecución de un grupo </w:t>
+      </w:r>
+      <w:proofErr w:type="gramStart"/>
+      <w:r>
+        <w:t xml:space="preserve">de </w:t>
       </w:r>
       <w:r>
         <w:t xml:space="preserve"> </w:t>
       </w:r>
       <w:r>
-        <w:t>operarios trabajando en un mismo proceso.</w:t>
+        <w:t>operarios</w:t>
+      </w:r>
+      <w:proofErr w:type="gramEnd"/>
+      <w:r>
+        <w:t xml:space="preserve"> trabajando en un mismo proceso.</w:t>
       </w:r>
     </w:p>
     <w:p>
@@ -1982,6 +1985,7 @@
           <w:bCs/>
         </w:rPr>
       </w:pPr>
+      <w:proofErr w:type="gramStart"/>
       <w:r>
         <w:rPr>
           <w:b/>
@@ -1994,7 +1998,15 @@
           <w:b/>
           <w:bCs/>
         </w:rPr>
-        <w:t>. Gestión de Rendimiento y Recursos Humanos</w:t>
+        <w:t>.</w:t>
+      </w:r>
+      <w:proofErr w:type="gramEnd"/>
+      <w:r>
+        <w:rPr>
+          <w:b/>
+          <w:bCs/>
+        </w:rPr>
+        <w:t xml:space="preserve"> Gestión de Rendimiento y Recursos Humanos</w:t>
       </w:r>
     </w:p>
     <w:p>
@@ -2023,7 +2035,15 @@
           <w:b/>
           <w:bCs/>
         </w:rPr>
-        <w:t xml:space="preserve">Matriz de Niveles Salariales/Bonificación: Vincular el perfil de cada operario a su </w:t>
+        <w:t xml:space="preserve">Matriz de Niveles Salariales/Bonificación: Vincular el perfil de cada operario a </w:t>
+      </w:r>
+      <w:proofErr w:type="gramStart"/>
+      <w:r>
+        <w:rPr>
+          <w:b/>
+          <w:bCs/>
+        </w:rPr>
+        <w:t xml:space="preserve">su </w:t>
       </w:r>
       <w:r>
         <w:rPr>
@@ -2037,7 +2057,15 @@
           <w:b/>
           <w:bCs/>
         </w:rPr>
-        <w:t>escalafón actual:</w:t>
+        <w:t>escalafón</w:t>
+      </w:r>
+      <w:proofErr w:type="gramEnd"/>
+      <w:r>
+        <w:rPr>
+          <w:b/>
+          <w:bCs/>
+        </w:rPr>
+        <w:t xml:space="preserve"> actual:</w:t>
       </w:r>
     </w:p>
     <w:p>
@@ -4025,8 +4053,13 @@
         </w:numPr>
         <w:jc w:val="both"/>
       </w:pPr>
-      <w:r>
-        <w:t>Asegurar que las consultas de "Fuerza Laboral" y "Consumos" en Odoo 18 Enterprise tengan tiempos de respuesta inmediatos, incluso con altos volúmenes de transacciones mensuales.</w:t>
+      <w:proofErr w:type="gramStart"/>
+      <w:r>
+        <w:t>Asegurar</w:t>
+      </w:r>
+      <w:proofErr w:type="gramEnd"/>
+      <w:r>
+        <w:t xml:space="preserve"> que las consultas de "Fuerza Laboral" y "Consumos" en Odoo 18 Enterprise tengan tiempos de respuesta inmediatos, incluso con altos volúmenes de transacciones mensuales.</w:t>
       </w:r>
     </w:p>
     <w:p>
@@ -4821,7 +4854,15 @@
         <w:jc w:val="both"/>
       </w:pPr>
       <w:r>
-        <w:t>Implementar un campo para definir el porcentaje de prestaciones sociales y seguridad social (ej. 55%) que se suma al salario base para obtener el costo real empresa.</w:t>
+        <w:t xml:space="preserve">Implementar un campo para definir el porcentaje de </w:t>
+      </w:r>
+      <w:proofErr w:type="gramStart"/>
+      <w:r>
+        <w:t>prestaciones sociales y seguridad social</w:t>
+      </w:r>
+      <w:proofErr w:type="gramEnd"/>
+      <w:r>
+        <w:t xml:space="preserve"> (ej. 55%) que se suma al salario base para obtener el costo real empresa.</w:t>
       </w:r>
     </w:p>
     <w:p>
@@ -5260,8 +5301,13 @@
         </w:numPr>
         <w:jc w:val="both"/>
       </w:pPr>
-      <w:r>
-        <w:t>Asegurar que los procesos de cierre de mes y cálculo de costos no bloqueen el sistema, aprovechando la arquitectura de Odoo 18 Enterprise.</w:t>
+      <w:proofErr w:type="gramStart"/>
+      <w:r>
+        <w:t>Asegurar</w:t>
+      </w:r>
+      <w:proofErr w:type="gramEnd"/>
+      <w:r>
+        <w:t xml:space="preserve"> que los procesos de cierre de mes y cálculo de costos no bloqueen el sistema, aprovechando la arquitectura de Odoo 18 Enterprise.</w:t>
       </w:r>
     </w:p>
     <w:p>
@@ -15634,6 +15680,15 @@
       <w:spacing w:val="5"/>
     </w:rPr>
   </w:style>
+  <w:style w:type="paragraph" w:styleId="Sinespaciado">
+    <w:name w:val="No Spacing"/>
+    <w:uiPriority w:val="1"/>
+    <w:qFormat/>
+    <w:rsid w:val="00402A87"/>
+    <w:pPr>
+      <w:spacing w:after="0" w:line="240" w:lineRule="auto"/>
+    </w:pPr>
+  </w:style>
 </w:styles>
 </file>
 
